--- a/word/表21  ECMO 治疗启动参数设置与初始管理表(4).docx
+++ b/word/表21  ECMO 治疗启动参数设置与初始管理表(4).docx
@@ -4,6 +4,8 @@
   <w:body>
     <w:p>
       <w:pPr>
+        <w:snapToGrid w:val="0"/>
+        <w:spacing w:after="0" w:line="240" w:lineRule="auto"/>
         <w:jc w:val="center"/>
         <w:rPr>
           <w:rFonts w:ascii="Times New Roman Regular" w:hAnsi="Times New Roman Regular" w:cs="Times New Roman Regular"/>
@@ -66,6 +68,11 @@
         <w:tblStyle w:val="ab"/>
         <w:tblW w:w="10497" w:type="dxa"/>
         <w:tblInd w:w="-5" w:type="dxa"/>
+        <w:tblLayout w:type="fixed"/>
+        <w:tblCellMar>
+          <w:left w:w="20" w:type="dxa"/>
+          <w:right w:w="20" w:type="dxa"/>
+        </w:tblCellMar>
         <w:tblLook w:val="04A0" w:firstRow="1" w:lastRow="0" w:firstColumn="1" w:lastColumn="0" w:noHBand="0" w:noVBand="1"/>
       </w:tblPr>
       <w:tblGrid>
@@ -80,9 +87,6 @@
         <w:gridCol w:w="1566"/>
       </w:tblGrid>
       <w:tr>
-        <w:trPr>
-          <w:trHeight w:val="69"/>
-        </w:trPr>
         <w:tc>
           <w:tcPr>
             <w:tcW w:w="10497" w:type="dxa"/>
@@ -91,6 +95,7 @@
           </w:tcPr>
           <w:p>
             <w:pPr>
+              <w:snapToGrid w:val="0"/>
               <w:spacing w:after="0" w:line="240" w:lineRule="auto"/>
               <w:rPr>
                 <w:rFonts w:ascii="Times New Roman Regular" w:hAnsi="Times New Roman Regular" w:cs="Times New Roman Regular"/>
@@ -150,9 +155,6 @@
         </w:tc>
       </w:tr>
       <w:tr>
-        <w:trPr>
-          <w:trHeight w:val="69"/>
-        </w:trPr>
         <w:tc>
           <w:tcPr>
             <w:tcW w:w="709" w:type="dxa"/>
@@ -160,6 +162,7 @@
           </w:tcPr>
           <w:p>
             <w:pPr>
+              <w:snapToGrid w:val="0"/>
               <w:spacing w:after="0" w:line="240" w:lineRule="auto"/>
               <w:jc w:val="center"/>
               <w:rPr>
@@ -184,6 +187,7 @@
           </w:tcPr>
           <w:p>
             <w:pPr>
+              <w:snapToGrid w:val="0"/>
               <w:spacing w:after="0" w:line="240" w:lineRule="auto"/>
               <w:rPr>
                 <w:rFonts w:ascii="Times New Roman Regular" w:hAnsi="Times New Roman Regular" w:cs="Times New Roman Regular"/>
@@ -200,6 +204,7 @@
           </w:tcPr>
           <w:p>
             <w:pPr>
+              <w:snapToGrid w:val="0"/>
               <w:spacing w:after="0" w:line="240" w:lineRule="auto"/>
               <w:jc w:val="center"/>
               <w:rPr>
@@ -224,6 +229,7 @@
           </w:tcPr>
           <w:p>
             <w:pPr>
+              <w:snapToGrid w:val="0"/>
               <w:spacing w:after="0" w:line="240" w:lineRule="auto"/>
               <w:rPr>
                 <w:rFonts w:ascii="Times New Roman Regular" w:hAnsi="Times New Roman Regular" w:cs="Times New Roman Regular"/>
@@ -240,6 +246,7 @@
           </w:tcPr>
           <w:p>
             <w:pPr>
+              <w:snapToGrid w:val="0"/>
               <w:spacing w:after="0" w:line="240" w:lineRule="auto"/>
               <w:jc w:val="center"/>
               <w:rPr>
@@ -263,6 +270,7 @@
           </w:tcPr>
           <w:p>
             <w:pPr>
+              <w:snapToGrid w:val="0"/>
               <w:spacing w:after="0" w:line="240" w:lineRule="auto"/>
               <w:rPr>
                 <w:rFonts w:ascii="Times New Roman Regular" w:hAnsi="Times New Roman Regular" w:cs="Times New Roman Regular"/>
@@ -310,9 +318,6 @@
         </w:tc>
       </w:tr>
       <w:tr>
-        <w:trPr>
-          <w:trHeight w:val="69"/>
-        </w:trPr>
         <w:tc>
           <w:tcPr>
             <w:tcW w:w="709" w:type="dxa"/>
@@ -320,6 +325,7 @@
           </w:tcPr>
           <w:p>
             <w:pPr>
+              <w:snapToGrid w:val="0"/>
               <w:spacing w:after="0" w:line="240" w:lineRule="auto"/>
               <w:jc w:val="center"/>
               <w:rPr>
@@ -344,6 +350,7 @@
           </w:tcPr>
           <w:p>
             <w:pPr>
+              <w:snapToGrid w:val="0"/>
               <w:spacing w:after="0" w:line="240" w:lineRule="auto"/>
               <w:rPr>
                 <w:rFonts w:ascii="Times New Roman Regular" w:hAnsi="Times New Roman Regular" w:cs="Times New Roman Regular"/>
@@ -372,6 +379,7 @@
           </w:tcPr>
           <w:p>
             <w:pPr>
+              <w:snapToGrid w:val="0"/>
               <w:spacing w:after="0" w:line="240" w:lineRule="auto"/>
               <w:jc w:val="center"/>
               <w:rPr>
@@ -396,6 +404,7 @@
           </w:tcPr>
           <w:p>
             <w:pPr>
+              <w:snapToGrid w:val="0"/>
               <w:spacing w:after="0" w:line="240" w:lineRule="auto"/>
               <w:rPr>
                 <w:rFonts w:ascii="Times New Roman Regular" w:hAnsi="Times New Roman Regular" w:cs="Times New Roman Regular"/>
@@ -434,6 +443,7 @@
           </w:tcPr>
           <w:p>
             <w:pPr>
+              <w:snapToGrid w:val="0"/>
               <w:spacing w:after="0" w:line="240" w:lineRule="auto"/>
               <w:jc w:val="center"/>
               <w:rPr>
@@ -457,6 +467,7 @@
           </w:tcPr>
           <w:p>
             <w:pPr>
+              <w:snapToGrid w:val="0"/>
               <w:spacing w:after="0" w:line="240" w:lineRule="auto"/>
               <w:rPr>
                 <w:rFonts w:ascii="Times New Roman Regular" w:hAnsi="Times New Roman Regular" w:cs="Times New Roman Regular"/>
@@ -478,9 +489,6 @@
         </w:tc>
       </w:tr>
       <w:tr>
-        <w:trPr>
-          <w:trHeight w:val="69"/>
-        </w:trPr>
         <w:tc>
           <w:tcPr>
             <w:tcW w:w="709" w:type="dxa"/>
@@ -488,6 +496,7 @@
           </w:tcPr>
           <w:p>
             <w:pPr>
+              <w:snapToGrid w:val="0"/>
               <w:spacing w:after="0" w:line="240" w:lineRule="auto"/>
               <w:jc w:val="center"/>
               <w:rPr>
@@ -512,6 +521,7 @@
           </w:tcPr>
           <w:p>
             <w:pPr>
+              <w:snapToGrid w:val="0"/>
               <w:spacing w:after="0" w:line="240" w:lineRule="auto"/>
               <w:rPr>
                 <w:rFonts w:ascii="Times New Roman Regular" w:hAnsi="Times New Roman Regular" w:cs="Times New Roman Regular"/>
@@ -534,6 +544,7 @@
           </w:tcPr>
           <w:p>
             <w:pPr>
+              <w:snapToGrid w:val="0"/>
               <w:spacing w:after="0" w:line="240" w:lineRule="auto"/>
               <w:jc w:val="center"/>
               <w:rPr>
@@ -558,6 +569,7 @@
           </w:tcPr>
           <w:p>
             <w:pPr>
+              <w:snapToGrid w:val="0"/>
               <w:spacing w:after="0" w:line="240" w:lineRule="auto"/>
               <w:rPr>
                 <w:rFonts w:ascii="Times New Roman Regular" w:hAnsi="Times New Roman Regular" w:cs="Times New Roman Regular"/>
@@ -626,6 +638,7 @@
           </w:tcPr>
           <w:p>
             <w:pPr>
+              <w:snapToGrid w:val="0"/>
               <w:spacing w:after="0" w:line="240" w:lineRule="auto"/>
               <w:jc w:val="center"/>
               <w:rPr>
@@ -649,6 +662,7 @@
           </w:tcPr>
           <w:p>
             <w:pPr>
+              <w:snapToGrid w:val="0"/>
               <w:spacing w:after="0" w:line="240" w:lineRule="auto"/>
               <w:rPr>
                 <w:rFonts w:ascii="Times New Roman Regular" w:hAnsi="Times New Roman Regular" w:cs="Times New Roman Regular"/>
@@ -664,9 +678,6 @@
         </w:tc>
       </w:tr>
       <w:tr>
-        <w:trPr>
-          <w:trHeight w:val="69"/>
-        </w:trPr>
         <w:tc>
           <w:tcPr>
             <w:tcW w:w="10497" w:type="dxa"/>
@@ -676,6 +687,7 @@
           </w:tcPr>
           <w:p>
             <w:pPr>
+              <w:snapToGrid w:val="0"/>
               <w:spacing w:after="0" w:line="240" w:lineRule="auto"/>
               <w:rPr>
                 <w:rFonts w:ascii="Times New Roman Regular" w:hAnsi="Times New Roman Regular" w:cs="Times New Roman Regular"/>
@@ -727,9 +739,6 @@
         </w:tc>
       </w:tr>
       <w:tr>
-        <w:trPr>
-          <w:trHeight w:val="69"/>
-        </w:trPr>
         <w:tc>
           <w:tcPr>
             <w:tcW w:w="1560" w:type="dxa"/>
@@ -738,6 +747,7 @@
           </w:tcPr>
           <w:p>
             <w:pPr>
+              <w:snapToGrid w:val="0"/>
               <w:spacing w:after="0" w:line="240" w:lineRule="auto"/>
               <w:jc w:val="center"/>
               <w:rPr>
@@ -764,6 +774,7 @@
           </w:tcPr>
           <w:p>
             <w:pPr>
+              <w:snapToGrid w:val="0"/>
               <w:spacing w:after="0" w:line="240" w:lineRule="auto"/>
               <w:jc w:val="center"/>
               <w:rPr>
@@ -790,6 +801,7 @@
           </w:tcPr>
           <w:p>
             <w:pPr>
+              <w:snapToGrid w:val="0"/>
               <w:spacing w:after="0" w:line="240" w:lineRule="auto"/>
               <w:jc w:val="center"/>
               <w:rPr>
@@ -810,9 +822,6 @@
         </w:tc>
       </w:tr>
       <w:tr>
-        <w:trPr>
-          <w:trHeight w:val="69"/>
-        </w:trPr>
         <w:tc>
           <w:tcPr>
             <w:tcW w:w="1560" w:type="dxa"/>
@@ -821,6 +830,7 @@
           </w:tcPr>
           <w:p>
             <w:pPr>
+              <w:snapToGrid w:val="0"/>
               <w:spacing w:after="0" w:line="240" w:lineRule="auto"/>
               <w:jc w:val="center"/>
               <w:rPr>
@@ -849,6 +859,7 @@
           </w:tcPr>
           <w:p>
             <w:pPr>
+              <w:snapToGrid w:val="0"/>
               <w:spacing w:after="0" w:line="240" w:lineRule="auto"/>
               <w:jc w:val="center"/>
               <w:rPr>
@@ -871,6 +882,7 @@
           </w:tcPr>
           <w:p>
             <w:pPr>
+              <w:snapToGrid w:val="0"/>
               <w:spacing w:after="0" w:line="240" w:lineRule="auto"/>
               <w:jc w:val="center"/>
               <w:rPr>
@@ -983,9 +995,6 @@
         </w:tc>
       </w:tr>
       <w:tr>
-        <w:trPr>
-          <w:trHeight w:val="69"/>
-        </w:trPr>
         <w:tc>
           <w:tcPr>
             <w:tcW w:w="1560" w:type="dxa"/>
@@ -994,6 +1003,7 @@
           </w:tcPr>
           <w:p>
             <w:pPr>
+              <w:snapToGrid w:val="0"/>
               <w:spacing w:after="0" w:line="240" w:lineRule="auto"/>
               <w:jc w:val="center"/>
               <w:rPr>
@@ -1022,6 +1032,7 @@
           </w:tcPr>
           <w:p>
             <w:pPr>
+              <w:snapToGrid w:val="0"/>
               <w:spacing w:after="0" w:line="240" w:lineRule="auto"/>
               <w:jc w:val="center"/>
               <w:rPr>
@@ -1044,6 +1055,7 @@
           </w:tcPr>
           <w:p>
             <w:pPr>
+              <w:snapToGrid w:val="0"/>
               <w:spacing w:after="0" w:line="240" w:lineRule="auto"/>
               <w:jc w:val="center"/>
               <w:rPr>
@@ -1114,9 +1126,6 @@
         </w:tc>
       </w:tr>
       <w:tr>
-        <w:trPr>
-          <w:trHeight w:val="69"/>
-        </w:trPr>
         <w:tc>
           <w:tcPr>
             <w:tcW w:w="1560" w:type="dxa"/>
@@ -1125,6 +1134,7 @@
           </w:tcPr>
           <w:p>
             <w:pPr>
+              <w:snapToGrid w:val="0"/>
               <w:spacing w:after="0" w:line="240" w:lineRule="auto"/>
               <w:jc w:val="center"/>
               <w:rPr>
@@ -1147,6 +1157,7 @@
           </w:tcPr>
           <w:p>
             <w:pPr>
+              <w:snapToGrid w:val="0"/>
               <w:spacing w:after="0" w:line="240" w:lineRule="auto"/>
               <w:jc w:val="center"/>
               <w:rPr>
@@ -1169,6 +1180,7 @@
           </w:tcPr>
           <w:p>
             <w:pPr>
+              <w:snapToGrid w:val="0"/>
               <w:spacing w:after="0" w:line="240" w:lineRule="auto"/>
               <w:rPr>
                 <w:rFonts w:ascii="Times New Roman Regular" w:hAnsi="Times New Roman Regular" w:cs="Times New Roman Regular"/>
@@ -1226,9 +1238,6 @@
         </w:tc>
       </w:tr>
       <w:tr>
-        <w:trPr>
-          <w:trHeight w:val="69"/>
-        </w:trPr>
         <w:tc>
           <w:tcPr>
             <w:tcW w:w="1560" w:type="dxa"/>
@@ -1237,6 +1246,7 @@
           </w:tcPr>
           <w:p>
             <w:pPr>
+              <w:snapToGrid w:val="0"/>
               <w:spacing w:after="0" w:line="240" w:lineRule="auto"/>
               <w:jc w:val="center"/>
               <w:rPr>
@@ -1277,6 +1287,7 @@
           </w:tcPr>
           <w:p>
             <w:pPr>
+              <w:snapToGrid w:val="0"/>
               <w:spacing w:after="0" w:line="240" w:lineRule="auto"/>
               <w:jc w:val="center"/>
               <w:rPr>
@@ -1305,6 +1316,7 @@
           </w:tcPr>
           <w:p>
             <w:pPr>
+              <w:snapToGrid w:val="0"/>
               <w:spacing w:after="0" w:line="240" w:lineRule="auto"/>
               <w:jc w:val="center"/>
               <w:rPr>
@@ -1345,9 +1357,6 @@
         </w:tc>
       </w:tr>
       <w:tr>
-        <w:trPr>
-          <w:trHeight w:val="69"/>
-        </w:trPr>
         <w:tc>
           <w:tcPr>
             <w:tcW w:w="1560" w:type="dxa"/>
@@ -1356,6 +1365,7 @@
           </w:tcPr>
           <w:p>
             <w:pPr>
+              <w:snapToGrid w:val="0"/>
               <w:spacing w:after="0" w:line="240" w:lineRule="auto"/>
               <w:jc w:val="center"/>
               <w:rPr>
@@ -1378,6 +1388,7 @@
           </w:tcPr>
           <w:p>
             <w:pPr>
+              <w:snapToGrid w:val="0"/>
               <w:spacing w:after="0" w:line="240" w:lineRule="auto"/>
               <w:jc w:val="center"/>
               <w:rPr>
@@ -1406,6 +1417,7 @@
           </w:tcPr>
           <w:p>
             <w:pPr>
+              <w:snapToGrid w:val="0"/>
               <w:spacing w:after="0" w:line="240" w:lineRule="auto"/>
               <w:jc w:val="center"/>
               <w:rPr>
@@ -1458,9 +1470,6 @@
         </w:tc>
       </w:tr>
       <w:tr>
-        <w:trPr>
-          <w:trHeight w:val="69"/>
-        </w:trPr>
         <w:tc>
           <w:tcPr>
             <w:tcW w:w="1560" w:type="dxa"/>
@@ -1469,6 +1478,7 @@
           </w:tcPr>
           <w:p>
             <w:pPr>
+              <w:snapToGrid w:val="0"/>
               <w:spacing w:after="0" w:line="240" w:lineRule="auto"/>
               <w:jc w:val="center"/>
               <w:rPr>
@@ -1491,6 +1501,7 @@
           </w:tcPr>
           <w:p>
             <w:pPr>
+              <w:snapToGrid w:val="0"/>
               <w:spacing w:after="0" w:line="240" w:lineRule="auto"/>
               <w:jc w:val="center"/>
               <w:rPr>
@@ -1513,6 +1524,7 @@
           </w:tcPr>
           <w:p>
             <w:pPr>
+              <w:snapToGrid w:val="0"/>
               <w:spacing w:after="0" w:line="240" w:lineRule="auto"/>
               <w:jc w:val="center"/>
               <w:rPr>
@@ -1559,9 +1571,6 @@
         </w:tc>
       </w:tr>
       <w:tr>
-        <w:trPr>
-          <w:trHeight w:val="69"/>
-        </w:trPr>
         <w:tc>
           <w:tcPr>
             <w:tcW w:w="1560" w:type="dxa"/>
@@ -1570,6 +1579,7 @@
           </w:tcPr>
           <w:p>
             <w:pPr>
+              <w:snapToGrid w:val="0"/>
               <w:spacing w:after="0" w:line="240" w:lineRule="auto"/>
               <w:jc w:val="center"/>
               <w:rPr>
@@ -1610,6 +1620,7 @@
           </w:tcPr>
           <w:p>
             <w:pPr>
+              <w:snapToGrid w:val="0"/>
               <w:spacing w:after="0" w:line="240" w:lineRule="auto"/>
               <w:jc w:val="center"/>
               <w:rPr>
@@ -1638,6 +1649,7 @@
           </w:tcPr>
           <w:p>
             <w:pPr>
+              <w:snapToGrid w:val="0"/>
               <w:spacing w:after="0" w:line="240" w:lineRule="auto"/>
               <w:jc w:val="center"/>
               <w:rPr>
@@ -1666,9 +1678,6 @@
         </w:tc>
       </w:tr>
       <w:tr>
-        <w:trPr>
-          <w:trHeight w:val="69"/>
-        </w:trPr>
         <w:tc>
           <w:tcPr>
             <w:tcW w:w="1560" w:type="dxa"/>
@@ -1677,6 +1686,7 @@
           </w:tcPr>
           <w:p>
             <w:pPr>
+              <w:snapToGrid w:val="0"/>
               <w:spacing w:after="0" w:line="240" w:lineRule="auto"/>
               <w:jc w:val="center"/>
               <w:rPr>
@@ -1699,6 +1709,7 @@
           </w:tcPr>
           <w:p>
             <w:pPr>
+              <w:snapToGrid w:val="0"/>
               <w:spacing w:after="0" w:line="240" w:lineRule="auto"/>
               <w:jc w:val="center"/>
               <w:rPr>
@@ -1727,6 +1738,7 @@
           </w:tcPr>
           <w:p>
             <w:pPr>
+              <w:snapToGrid w:val="0"/>
               <w:spacing w:after="0" w:line="240" w:lineRule="auto"/>
               <w:jc w:val="center"/>
               <w:rPr>
@@ -1755,9 +1767,6 @@
         </w:tc>
       </w:tr>
       <w:tr>
-        <w:trPr>
-          <w:trHeight w:val="69"/>
-        </w:trPr>
         <w:tc>
           <w:tcPr>
             <w:tcW w:w="1560" w:type="dxa"/>
@@ -1766,6 +1775,7 @@
           </w:tcPr>
           <w:p>
             <w:pPr>
+              <w:snapToGrid w:val="0"/>
               <w:spacing w:after="0" w:line="240" w:lineRule="auto"/>
               <w:jc w:val="center"/>
               <w:rPr>
@@ -1788,6 +1798,7 @@
           </w:tcPr>
           <w:p>
             <w:pPr>
+              <w:snapToGrid w:val="0"/>
               <w:spacing w:after="0" w:line="240" w:lineRule="auto"/>
               <w:jc w:val="center"/>
               <w:rPr>
@@ -1816,6 +1827,7 @@
           </w:tcPr>
           <w:p>
             <w:pPr>
+              <w:snapToGrid w:val="0"/>
               <w:spacing w:after="0" w:line="240" w:lineRule="auto"/>
               <w:jc w:val="center"/>
               <w:rPr>
@@ -1868,9 +1880,6 @@
         </w:tc>
       </w:tr>
       <w:tr>
-        <w:trPr>
-          <w:trHeight w:val="69"/>
-        </w:trPr>
         <w:tc>
           <w:tcPr>
             <w:tcW w:w="1560" w:type="dxa"/>
@@ -1878,6 +1887,7 @@
           </w:tcPr>
           <w:p>
             <w:pPr>
+              <w:snapToGrid w:val="0"/>
               <w:spacing w:after="0" w:line="240" w:lineRule="auto"/>
               <w:jc w:val="center"/>
               <w:rPr>
@@ -1899,6 +1909,7 @@
           </w:tcPr>
           <w:p>
             <w:pPr>
+              <w:snapToGrid w:val="0"/>
               <w:spacing w:after="0" w:line="240" w:lineRule="auto"/>
               <w:jc w:val="center"/>
               <w:rPr>
@@ -1980,6 +1991,7 @@
           </w:tcPr>
           <w:p>
             <w:pPr>
+              <w:snapToGrid w:val="0"/>
               <w:spacing w:after="0" w:line="240" w:lineRule="auto"/>
               <w:jc w:val="center"/>
               <w:rPr>
@@ -2008,9 +2020,6 @@
         </w:tc>
       </w:tr>
       <w:tr>
-        <w:trPr>
-          <w:trHeight w:val="69"/>
-        </w:trPr>
         <w:tc>
           <w:tcPr>
             <w:tcW w:w="1560" w:type="dxa"/>
@@ -2018,6 +2027,7 @@
           </w:tcPr>
           <w:p>
             <w:pPr>
+              <w:snapToGrid w:val="0"/>
               <w:spacing w:after="0" w:line="240" w:lineRule="auto"/>
               <w:jc w:val="center"/>
               <w:rPr>
@@ -2033,6 +2043,7 @@
           </w:tcPr>
           <w:p>
             <w:pPr>
+              <w:snapToGrid w:val="0"/>
               <w:spacing w:after="0" w:line="240" w:lineRule="auto"/>
               <w:jc w:val="center"/>
               <w:rPr>
@@ -2048,6 +2059,7 @@
           </w:tcPr>
           <w:p>
             <w:pPr>
+              <w:snapToGrid w:val="0"/>
               <w:spacing w:after="0" w:line="240" w:lineRule="auto"/>
               <w:jc w:val="center"/>
               <w:rPr>
@@ -2058,9 +2070,6 @@
         </w:tc>
       </w:tr>
       <w:tr>
-        <w:trPr>
-          <w:trHeight w:val="69"/>
-        </w:trPr>
         <w:tc>
           <w:tcPr>
             <w:tcW w:w="1560" w:type="dxa"/>
@@ -2068,6 +2077,7 @@
           </w:tcPr>
           <w:p>
             <w:pPr>
+              <w:snapToGrid w:val="0"/>
               <w:spacing w:after="0" w:line="240" w:lineRule="auto"/>
               <w:jc w:val="center"/>
               <w:rPr>
@@ -2083,6 +2093,7 @@
           </w:tcPr>
           <w:p>
             <w:pPr>
+              <w:snapToGrid w:val="0"/>
               <w:spacing w:after="0" w:line="240" w:lineRule="auto"/>
               <w:jc w:val="center"/>
               <w:rPr>
@@ -2098,6 +2109,7 @@
           </w:tcPr>
           <w:p>
             <w:pPr>
+              <w:snapToGrid w:val="0"/>
               <w:spacing w:after="0" w:line="240" w:lineRule="auto"/>
               <w:jc w:val="center"/>
               <w:rPr>
@@ -2108,9 +2120,6 @@
         </w:tc>
       </w:tr>
       <w:tr>
-        <w:trPr>
-          <w:trHeight w:val="69"/>
-        </w:trPr>
         <w:tc>
           <w:tcPr>
             <w:tcW w:w="10497" w:type="dxa"/>
@@ -2119,6 +2128,7 @@
           </w:tcPr>
           <w:p>
             <w:pPr>
+              <w:snapToGrid w:val="0"/>
               <w:spacing w:after="0" w:line="240" w:lineRule="auto"/>
               <w:jc w:val="both"/>
               <w:rPr>
@@ -2255,9 +2265,6 @@
         </w:tc>
       </w:tr>
       <w:tr>
-        <w:trPr>
-          <w:trHeight w:val="69"/>
-        </w:trPr>
         <w:tc>
           <w:tcPr>
             <w:tcW w:w="10497" w:type="dxa"/>
@@ -2267,6 +2274,7 @@
           <w:p>
             <w:pPr>
               <w:widowControl/>
+              <w:snapToGrid w:val="0"/>
               <w:spacing w:after="0" w:line="240" w:lineRule="auto"/>
               <w:jc w:val="center"/>
               <w:rPr>
@@ -2301,9 +2309,6 @@
         </w:tc>
       </w:tr>
       <w:tr>
-        <w:trPr>
-          <w:trHeight w:val="69"/>
-        </w:trPr>
         <w:tc>
           <w:tcPr>
             <w:tcW w:w="1985" w:type="dxa"/>
@@ -2313,6 +2318,7 @@
           <w:p>
             <w:pPr>
               <w:widowControl/>
+              <w:snapToGrid w:val="0"/>
               <w:spacing w:after="0" w:line="240" w:lineRule="auto"/>
               <w:jc w:val="center"/>
               <w:rPr>
@@ -2340,6 +2346,7 @@
           <w:p>
             <w:pPr>
               <w:widowControl/>
+              <w:snapToGrid w:val="0"/>
               <w:spacing w:after="0" w:line="240" w:lineRule="auto"/>
               <w:rPr>
                 <w:rFonts w:ascii="Times New Roman Regular" w:hAnsi="Times New Roman Regular" w:cs="Times New Roman Regular"/>
@@ -2463,9 +2470,6 @@
         </w:tc>
       </w:tr>
       <w:tr>
-        <w:trPr>
-          <w:trHeight w:val="69"/>
-        </w:trPr>
         <w:tc>
           <w:tcPr>
             <w:tcW w:w="1985" w:type="dxa"/>
@@ -2475,6 +2479,7 @@
           <w:p>
             <w:pPr>
               <w:widowControl/>
+              <w:snapToGrid w:val="0"/>
               <w:spacing w:after="0" w:line="240" w:lineRule="auto"/>
               <w:jc w:val="center"/>
               <w:rPr>
@@ -2502,6 +2507,7 @@
           <w:p>
             <w:pPr>
               <w:widowControl/>
+              <w:snapToGrid w:val="0"/>
               <w:spacing w:after="0" w:line="240" w:lineRule="auto"/>
               <w:rPr>
                 <w:rFonts w:ascii="Times New Roman Regular" w:hAnsi="Times New Roman Regular" w:cs="Times New Roman Regular"/>
@@ -2601,9 +2607,6 @@
         </w:tc>
       </w:tr>
       <w:tr>
-        <w:trPr>
-          <w:trHeight w:val="69"/>
-        </w:trPr>
         <w:tc>
           <w:tcPr>
             <w:tcW w:w="1985" w:type="dxa"/>
@@ -2613,6 +2616,7 @@
           <w:p>
             <w:pPr>
               <w:widowControl/>
+              <w:snapToGrid w:val="0"/>
               <w:spacing w:after="0" w:line="240" w:lineRule="auto"/>
               <w:jc w:val="center"/>
               <w:rPr>
@@ -2640,6 +2644,7 @@
           <w:p>
             <w:pPr>
               <w:widowControl/>
+              <w:snapToGrid w:val="0"/>
               <w:spacing w:after="0" w:line="240" w:lineRule="auto"/>
               <w:rPr>
                 <w:rFonts w:ascii="Times New Roman Regular" w:hAnsi="Times New Roman Regular" w:cs="Times New Roman Regular"/>
@@ -2707,9 +2712,6 @@
         </w:tc>
       </w:tr>
       <w:tr>
-        <w:trPr>
-          <w:trHeight w:val="69"/>
-        </w:trPr>
         <w:tc>
           <w:tcPr>
             <w:tcW w:w="1985" w:type="dxa"/>
@@ -2719,6 +2721,7 @@
           <w:p>
             <w:pPr>
               <w:widowControl/>
+              <w:snapToGrid w:val="0"/>
               <w:spacing w:after="0" w:line="240" w:lineRule="auto"/>
               <w:jc w:val="center"/>
               <w:rPr>
@@ -2738,6 +2741,7 @@
           <w:p>
             <w:pPr>
               <w:widowControl/>
+              <w:snapToGrid w:val="0"/>
               <w:spacing w:after="0" w:line="240" w:lineRule="auto"/>
               <w:rPr>
                 <w:rFonts w:ascii="Times New Roman Regular" w:hAnsi="Times New Roman Regular" w:cs="Times New Roman Regular"/>
@@ -2749,9 +2753,6 @@
         </w:tc>
       </w:tr>
       <w:tr>
-        <w:trPr>
-          <w:trHeight w:val="69"/>
-        </w:trPr>
         <w:tc>
           <w:tcPr>
             <w:tcW w:w="1985" w:type="dxa"/>
@@ -2761,6 +2762,7 @@
           <w:p>
             <w:pPr>
               <w:widowControl/>
+              <w:snapToGrid w:val="0"/>
               <w:spacing w:after="0" w:line="240" w:lineRule="auto"/>
               <w:jc w:val="center"/>
               <w:rPr>
@@ -2780,6 +2782,7 @@
           <w:p>
             <w:pPr>
               <w:widowControl/>
+              <w:snapToGrid w:val="0"/>
               <w:spacing w:after="0" w:line="240" w:lineRule="auto"/>
               <w:rPr>
                 <w:rFonts w:ascii="Times New Roman Regular" w:hAnsi="Times New Roman Regular" w:cs="Times New Roman Regular"/>
@@ -2791,9 +2794,6 @@
         </w:tc>
       </w:tr>
       <w:tr>
-        <w:trPr>
-          <w:trHeight w:val="69"/>
-        </w:trPr>
         <w:tc>
           <w:tcPr>
             <w:tcW w:w="10497" w:type="dxa"/>
@@ -2803,6 +2803,7 @@
           <w:p>
             <w:pPr>
               <w:widowControl/>
+              <w:snapToGrid w:val="0"/>
               <w:spacing w:after="0" w:line="240" w:lineRule="auto"/>
               <w:jc w:val="center"/>
               <w:rPr>
@@ -2837,9 +2838,6 @@
         </w:tc>
       </w:tr>
       <w:tr>
-        <w:trPr>
-          <w:trHeight w:val="69"/>
-        </w:trPr>
         <w:tc>
           <w:tcPr>
             <w:tcW w:w="1985" w:type="dxa"/>
@@ -2849,20 +2847,20 @@
           <w:p>
             <w:pPr>
               <w:widowControl/>
-              <w:spacing w:after="0" w:line="240" w:lineRule="auto"/>
-              <w:rPr>
-                <w:rFonts w:ascii="Times New Roman Regular" w:hAnsi="Times New Roman Regular" w:cs="Times New Roman Regular"/>
-                <w:color w:val="000000"/>
-                <w:szCs w:val="22"/>
-              </w:rPr>
-            </w:pPr>
-            <w:r>
-              <w:rPr>
-                <w:rFonts w:ascii="Times New Roman Regular" w:hAnsi="Times New Roman Regular" w:cs="Times New Roman Regular"/>
-                <w:color w:val="000000"/>
-                <w:szCs w:val="22"/>
-              </w:rPr>
-              <w:lastRenderedPageBreak/>
+              <w:snapToGrid w:val="0"/>
+              <w:spacing w:after="0" w:line="240" w:lineRule="auto"/>
+              <w:rPr>
+                <w:rFonts w:ascii="Times New Roman Regular" w:hAnsi="Times New Roman Regular" w:cs="Times New Roman Regular"/>
+                <w:color w:val="000000"/>
+                <w:szCs w:val="22"/>
+              </w:rPr>
+            </w:pPr>
+            <w:r>
+              <w:rPr>
+                <w:rFonts w:ascii="Times New Roman Regular" w:hAnsi="Times New Roman Regular" w:cs="Times New Roman Regular"/>
+                <w:color w:val="000000"/>
+                <w:szCs w:val="22"/>
+              </w:rPr>
               <w:t>再循环</w:t>
             </w:r>
           </w:p>
@@ -2876,6 +2874,7 @@
           <w:p>
             <w:pPr>
               <w:widowControl/>
+              <w:snapToGrid w:val="0"/>
               <w:spacing w:after="0" w:line="240" w:lineRule="auto"/>
               <w:jc w:val="center"/>
               <w:rPr>
@@ -3016,9 +3015,6 @@
         </w:tc>
       </w:tr>
       <w:tr>
-        <w:trPr>
-          <w:trHeight w:val="69"/>
-        </w:trPr>
         <w:tc>
           <w:tcPr>
             <w:tcW w:w="1985" w:type="dxa"/>
@@ -3028,6 +3024,7 @@
           <w:p>
             <w:pPr>
               <w:widowControl/>
+              <w:snapToGrid w:val="0"/>
               <w:spacing w:after="0" w:line="240" w:lineRule="auto"/>
               <w:rPr>
                 <w:rFonts w:ascii="Times New Roman Regular" w:hAnsi="Times New Roman Regular" w:cs="Times New Roman Regular"/>
@@ -3078,6 +3075,7 @@
           <w:p>
             <w:pPr>
               <w:widowControl/>
+              <w:snapToGrid w:val="0"/>
               <w:spacing w:after="0" w:line="240" w:lineRule="auto"/>
               <w:rPr>
                 <w:rFonts w:ascii="Times New Roman Regular" w:hAnsi="Times New Roman Regular" w:cs="Times New Roman Regular"/>
@@ -3201,9 +3199,6 @@
         </w:tc>
       </w:tr>
       <w:tr>
-        <w:trPr>
-          <w:trHeight w:val="69"/>
-        </w:trPr>
         <w:tc>
           <w:tcPr>
             <w:tcW w:w="1985" w:type="dxa"/>
@@ -3213,6 +3208,7 @@
           <w:p>
             <w:pPr>
               <w:widowControl/>
+              <w:snapToGrid w:val="0"/>
               <w:spacing w:after="0" w:line="240" w:lineRule="auto"/>
               <w:rPr>
                 <w:rFonts w:ascii="Times New Roman Regular" w:hAnsi="Times New Roman Regular" w:cs="Times New Roman Regular"/>
@@ -3239,6 +3235,7 @@
           <w:p>
             <w:pPr>
               <w:widowControl/>
+              <w:snapToGrid w:val="0"/>
               <w:spacing w:after="0" w:line="240" w:lineRule="auto"/>
               <w:rPr>
                 <w:rFonts w:ascii="Times New Roman Regular" w:hAnsi="Times New Roman Regular" w:cs="Times New Roman Regular"/>
@@ -3274,9 +3271,6 @@
         </w:tc>
       </w:tr>
       <w:tr>
-        <w:trPr>
-          <w:trHeight w:val="69"/>
-        </w:trPr>
         <w:tc>
           <w:tcPr>
             <w:tcW w:w="1985" w:type="dxa"/>
@@ -3286,6 +3280,7 @@
           <w:p>
             <w:pPr>
               <w:widowControl/>
+              <w:snapToGrid w:val="0"/>
               <w:spacing w:after="0" w:line="240" w:lineRule="auto"/>
               <w:rPr>
                 <w:rFonts w:ascii="Times New Roman Regular" w:hAnsi="Times New Roman Regular" w:cs="Times New Roman Regular"/>
@@ -3304,6 +3299,7 @@
           <w:p>
             <w:pPr>
               <w:widowControl/>
+              <w:snapToGrid w:val="0"/>
               <w:spacing w:after="0" w:line="240" w:lineRule="auto"/>
               <w:rPr>
                 <w:rFonts w:ascii="Times New Roman Regular" w:hAnsi="Times New Roman Regular" w:cs="Times New Roman Regular"/>
@@ -3315,9 +3311,6 @@
         </w:tc>
       </w:tr>
       <w:tr>
-        <w:trPr>
-          <w:trHeight w:val="69"/>
-        </w:trPr>
         <w:tc>
           <w:tcPr>
             <w:tcW w:w="1985" w:type="dxa"/>
@@ -3327,6 +3320,7 @@
           <w:p>
             <w:pPr>
               <w:widowControl/>
+              <w:snapToGrid w:val="0"/>
               <w:spacing w:after="0" w:line="240" w:lineRule="auto"/>
               <w:rPr>
                 <w:rFonts w:ascii="Times New Roman Regular" w:hAnsi="Times New Roman Regular" w:cs="Times New Roman Regular"/>
@@ -3345,6 +3339,7 @@
           <w:p>
             <w:pPr>
               <w:widowControl/>
+              <w:snapToGrid w:val="0"/>
               <w:spacing w:after="0" w:line="240" w:lineRule="auto"/>
               <w:rPr>
                 <w:rFonts w:ascii="Times New Roman Regular" w:hAnsi="Times New Roman Regular" w:cs="Times New Roman Regular"/>
@@ -3356,9 +3351,6 @@
         </w:tc>
       </w:tr>
       <w:tr>
-        <w:trPr>
-          <w:trHeight w:val="69"/>
-        </w:trPr>
         <w:tc>
           <w:tcPr>
             <w:tcW w:w="10497" w:type="dxa"/>
@@ -3368,6 +3360,7 @@
           <w:p>
             <w:pPr>
               <w:widowControl/>
+              <w:snapToGrid w:val="0"/>
               <w:spacing w:after="0" w:line="240" w:lineRule="auto"/>
               <w:jc w:val="center"/>
               <w:rPr>
@@ -3402,9 +3395,6 @@
         </w:tc>
       </w:tr>
       <w:tr>
-        <w:trPr>
-          <w:trHeight w:val="69"/>
-        </w:trPr>
         <w:tc>
           <w:tcPr>
             <w:tcW w:w="1985" w:type="dxa"/>
@@ -3414,6 +3404,7 @@
           <w:p>
             <w:pPr>
               <w:widowControl/>
+              <w:snapToGrid w:val="0"/>
               <w:spacing w:after="0" w:line="240" w:lineRule="auto"/>
               <w:rPr>
                 <w:rFonts w:ascii="Times New Roman Regular" w:hAnsi="Times New Roman Regular" w:cs="Times New Roman Regular"/>
@@ -3440,6 +3431,7 @@
           <w:p>
             <w:pPr>
               <w:widowControl/>
+              <w:snapToGrid w:val="0"/>
               <w:spacing w:after="0" w:line="240" w:lineRule="auto"/>
               <w:rPr>
                 <w:rFonts w:ascii="Times New Roman Regular" w:hAnsi="Times New Roman Regular" w:cs="Times New Roman Regular"/>
@@ -3499,9 +3491,6 @@
         </w:tc>
       </w:tr>
       <w:tr>
-        <w:trPr>
-          <w:trHeight w:val="69"/>
-        </w:trPr>
         <w:tc>
           <w:tcPr>
             <w:tcW w:w="1985" w:type="dxa"/>
@@ -3511,6 +3500,7 @@
           <w:p>
             <w:pPr>
               <w:widowControl/>
+              <w:snapToGrid w:val="0"/>
               <w:spacing w:after="0" w:line="240" w:lineRule="auto"/>
               <w:rPr>
                 <w:rFonts w:ascii="Times New Roman Regular" w:hAnsi="Times New Roman Regular" w:cs="Times New Roman Regular"/>
@@ -3537,6 +3527,7 @@
           <w:p>
             <w:pPr>
               <w:widowControl/>
+              <w:snapToGrid w:val="0"/>
               <w:spacing w:after="0" w:line="240" w:lineRule="auto"/>
               <w:rPr>
                 <w:rFonts w:ascii="Times New Roman Regular" w:hAnsi="Times New Roman Regular" w:cs="Times New Roman Regular"/>
@@ -3604,9 +3595,6 @@
         </w:tc>
       </w:tr>
       <w:tr>
-        <w:trPr>
-          <w:trHeight w:val="69"/>
-        </w:trPr>
         <w:tc>
           <w:tcPr>
             <w:tcW w:w="1985" w:type="dxa"/>
@@ -3616,6 +3604,7 @@
           <w:p>
             <w:pPr>
               <w:widowControl/>
+              <w:snapToGrid w:val="0"/>
               <w:spacing w:after="0" w:line="240" w:lineRule="auto"/>
               <w:rPr>
                 <w:rFonts w:ascii="Times New Roman Regular" w:hAnsi="Times New Roman Regular" w:cs="Times New Roman Regular"/>
@@ -3650,6 +3639,7 @@
           <w:p>
             <w:pPr>
               <w:widowControl/>
+              <w:snapToGrid w:val="0"/>
               <w:spacing w:after="0" w:line="240" w:lineRule="auto"/>
               <w:rPr>
                 <w:rFonts w:ascii="Times New Roman Regular" w:hAnsi="Times New Roman Regular" w:cs="Times New Roman Regular"/>
@@ -3717,9 +3707,6 @@
         </w:tc>
       </w:tr>
       <w:tr>
-        <w:trPr>
-          <w:trHeight w:val="69"/>
-        </w:trPr>
         <w:tc>
           <w:tcPr>
             <w:tcW w:w="1985" w:type="dxa"/>
@@ -3729,6 +3716,7 @@
           <w:p>
             <w:pPr>
               <w:widowControl/>
+              <w:snapToGrid w:val="0"/>
               <w:spacing w:after="0" w:line="240" w:lineRule="auto"/>
               <w:rPr>
                 <w:rFonts w:ascii="Times New Roman Regular" w:hAnsi="Times New Roman Regular" w:cs="Times New Roman Regular"/>
@@ -3747,6 +3735,7 @@
           <w:p>
             <w:pPr>
               <w:widowControl/>
+              <w:snapToGrid w:val="0"/>
               <w:spacing w:after="0" w:line="240" w:lineRule="auto"/>
               <w:rPr>
                 <w:rFonts w:ascii="Times New Roman Regular" w:hAnsi="Times New Roman Regular" w:cs="Times New Roman Regular"/>
@@ -3758,9 +3747,6 @@
         </w:tc>
       </w:tr>
       <w:tr>
-        <w:trPr>
-          <w:trHeight w:val="69"/>
-        </w:trPr>
         <w:tc>
           <w:tcPr>
             <w:tcW w:w="1985" w:type="dxa"/>
@@ -3770,6 +3756,7 @@
           <w:p>
             <w:pPr>
               <w:widowControl/>
+              <w:snapToGrid w:val="0"/>
               <w:spacing w:after="0" w:line="240" w:lineRule="auto"/>
               <w:rPr>
                 <w:rFonts w:ascii="Times New Roman Regular" w:hAnsi="Times New Roman Regular" w:cs="Times New Roman Regular"/>
@@ -3788,6 +3775,7 @@
           <w:p>
             <w:pPr>
               <w:widowControl/>
+              <w:snapToGrid w:val="0"/>
               <w:spacing w:after="0" w:line="240" w:lineRule="auto"/>
               <w:rPr>
                 <w:rFonts w:ascii="Times New Roman Regular" w:hAnsi="Times New Roman Regular" w:cs="Times New Roman Regular"/>
@@ -3799,9 +3787,6 @@
         </w:tc>
       </w:tr>
       <w:tr>
-        <w:trPr>
-          <w:trHeight w:val="69"/>
-        </w:trPr>
         <w:tc>
           <w:tcPr>
             <w:tcW w:w="1985" w:type="dxa"/>
@@ -3811,6 +3796,7 @@
           <w:p>
             <w:pPr>
               <w:widowControl/>
+              <w:snapToGrid w:val="0"/>
               <w:spacing w:after="0" w:line="240" w:lineRule="auto"/>
               <w:rPr>
                 <w:rFonts w:ascii="Times New Roman Regular" w:hAnsi="Times New Roman Regular" w:cs="Times New Roman Regular"/>
@@ -3829,6 +3815,7 @@
           <w:p>
             <w:pPr>
               <w:widowControl/>
+              <w:snapToGrid w:val="0"/>
               <w:spacing w:after="0" w:line="240" w:lineRule="auto"/>
               <w:rPr>
                 <w:rFonts w:ascii="Times New Roman Regular" w:hAnsi="Times New Roman Regular" w:cs="Times New Roman Regular"/>
@@ -3842,6 +3829,7 @@
     </w:tbl>
     <w:p>
       <w:pPr>
+        <w:snapToGrid w:val="0"/>
         <w:spacing w:after="0" w:line="240" w:lineRule="auto"/>
         <w:rPr>
           <w:rFonts w:ascii="Times New Roman Regular" w:eastAsia="楷体" w:hAnsi="Times New Roman Regular" w:cs="Times New Roman Regular"/>
@@ -3930,6 +3918,7 @@
     </w:p>
     <w:p>
       <w:pPr>
+        <w:snapToGrid w:val="0"/>
         <w:spacing w:after="0" w:line="240" w:lineRule="auto"/>
         <w:rPr>
           <w:rFonts w:ascii="Times New Roman Regular" w:eastAsia="楷体" w:hAnsi="Times New Roman Regular" w:cs="Times New Roman Regular"/>
@@ -4019,6 +4008,7 @@
     </w:p>
     <w:p>
       <w:pPr>
+        <w:snapToGrid w:val="0"/>
         <w:spacing w:after="0" w:line="240" w:lineRule="auto"/>
         <w:rPr>
           <w:rFonts w:ascii="Times New Roman Regular" w:eastAsia="楷体" w:hAnsi="Times New Roman Regular" w:cs="Times New Roman Regular"/>
@@ -4099,6 +4089,7 @@
     </w:p>
     <w:p>
       <w:pPr>
+        <w:snapToGrid w:val="0"/>
         <w:spacing w:after="0" w:line="240" w:lineRule="auto"/>
         <w:rPr>
           <w:rFonts w:ascii="Times New Roman Regular" w:eastAsia="楷体" w:hAnsi="Times New Roman Regular" w:cs="Times New Roman Regular"/>
